--- a/fuentes/12230000_CF02_CFA.docx
+++ b/fuentes/12230000_CF02_CFA.docx
@@ -328,7 +328,7 @@
               </wp:anchor>
             </w:drawing>
           </mc:Choice>
-          <mc:Fallback xmlns:oel="http://schemas.microsoft.com/office/2019/extlst" xmlns:w16sdtdh="http://schemas.microsoft.com/office/word/2020/wordml/sdtdatahash">
+          <mc:Fallback xmlns:w16sdtdh="http://schemas.microsoft.com/office/word/2020/wordml/sdtdatahash" xmlns:oel="http://schemas.microsoft.com/office/2019/extlst">
             <w:pict>
               <v:rect w14:anchorId="4C256C62" id="Rectángulo 3" o:spid="_x0000_s1026" alt="&quot;&quot;" style="position:absolute;margin-left:-55.95pt;margin-top:26.4pt;width:613.85pt;height:164.25pt;z-index:-251655168;visibility:visible;mso-wrap-style:square;mso-height-percent:0;mso-wrap-distance-left:9pt;mso-wrap-distance-top:0;mso-wrap-distance-right:9pt;mso-wrap-distance-bottom:0;mso-position-horizontal:absolute;mso-position-horizontal-relative:text;mso-position-vertical:absolute;mso-position-vertical-relative:text;mso-height-percent:0;mso-height-relative:margin;v-text-anchor:middle" o:gfxdata="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" fillcolor="#00314d" stroked="f" strokeweight="1pt"/>
             </w:pict>
@@ -5459,7 +5459,7 @@
         <w:rPr>
           <w:lang w:val="es-419" w:eastAsia="es-CO"/>
         </w:rPr>
-        <w:t xml:space="preserve">Los indicadores de gestión pueden clasificarse en indicadores de eficiencia, eficacia, efectividad y calidad. Cada tipo permite analizar una dimensión específica del desempeño organizacional. </w:t>
+        <w:t xml:space="preserve">Los indicadores de gestión pueden clasificarse en indicadores de eficacia, eficiencia, efectividad, calidad, gestión o cumplimiento y riesgo. Cada tipo permite analizar una dimensión específica del desempeño organizacional. </w:t>
       </w:r>
     </w:p>
     <w:p>
@@ -16113,7 +16113,13 @@
     </w:p>
     <w:p>
       <w:r>
-        <w:t>Kaplan, R. S., &amp; Norton, D. P. (2004). Mapas estratégicos: Convirtiendo los activos intangibles en resultados tangibles. Gestión 2000.</w:t>
+        <w:t xml:space="preserve">Kaplan, R. S., </w:t>
+      </w:r>
+      <w:r>
+        <w:t>y</w:t>
+      </w:r>
+      <w:r>
+        <w:t xml:space="preserve"> Norton, D. P. (2004). Mapas estratégicos: Convirtiendo los activos intangibles en resultados tangibles. Gestión 2000.</w:t>
       </w:r>
     </w:p>
     <w:p>
@@ -22233,19 +22239,6 @@
 </file>
 
 <file path=customXml/item2.xml><?xml version="1.0" encoding="utf-8"?>
-<b:Sources xmlns:b="http://schemas.openxmlformats.org/officeDocument/2006/bibliography" xmlns="http://schemas.openxmlformats.org/officeDocument/2006/bibliography" SelectedStyle="\APASixthEditionOfficeOnline.xsl" StyleName="APA" Version="6"/>
-</file>
-
-<file path=customXml/item3.xml><?xml version="1.0" encoding="utf-8"?>
-<?mso-contentType ?>
-<FormTemplates xmlns="http://schemas.microsoft.com/sharepoint/v3/contenttype/forms">
-  <Display>DocumentLibraryForm</Display>
-  <Edit>DocumentLibraryForm</Edit>
-  <New>DocumentLibraryForm</New>
-</FormTemplates>
-</file>
-
-<file path=customXml/item4.xml><?xml version="1.0" encoding="utf-8"?>
 <ct:contentTypeSchema xmlns:ct="http://schemas.microsoft.com/office/2006/metadata/contentType" xmlns:ma="http://schemas.microsoft.com/office/2006/metadata/properties/metaAttributes" ct:_="" ma:_="" ma:contentTypeName="Documento" ma:contentTypeID="0x0101006A81D6BD42E8DF4C91013959704817E1" ma:contentTypeVersion="15" ma:contentTypeDescription="Crear nuevo documento." ma:contentTypeScope="" ma:versionID="bf4f72ffd194f0963ff564daca6869f7">
   <xsd:schema xmlns:xsd="http://www.w3.org/2001/XMLSchema" xmlns:xs="http://www.w3.org/2001/XMLSchema" xmlns:p="http://schemas.microsoft.com/office/2006/metadata/properties" xmlns:ns2="13c90a0b-73bc-4dc0-be5f-28d77b615beb" xmlns:ns3="13c93bba-48ce-428c-bfe5-88b42c19b028" targetNamespace="http://schemas.microsoft.com/office/2006/metadata/properties" ma:root="true" ma:fieldsID="8718d6f4873a5b1392a45044efa78385" ns2:_="" ns3:_="">
     <xsd:import namespace="13c90a0b-73bc-4dc0-be5f-28d77b615beb"/>
@@ -22480,6 +22473,19 @@
 </ct:contentTypeSchema>
 </file>
 
+<file path=customXml/item3.xml><?xml version="1.0" encoding="utf-8"?>
+<?mso-contentType ?>
+<FormTemplates xmlns="http://schemas.microsoft.com/sharepoint/v3/contenttype/forms">
+  <Display>DocumentLibraryForm</Display>
+  <Edit>DocumentLibraryForm</Edit>
+  <New>DocumentLibraryForm</New>
+</FormTemplates>
+</file>
+
+<file path=customXml/item4.xml><?xml version="1.0" encoding="utf-8"?>
+<b:Sources xmlns:b="http://schemas.openxmlformats.org/officeDocument/2006/bibliography" xmlns="http://schemas.openxmlformats.org/officeDocument/2006/bibliography" SelectedStyle="\APASixthEditionOfficeOnline.xsl" StyleName="APA" Version="6"/>
+</file>
+
 <file path=customXml/itemProps1.xml><?xml version="1.0" encoding="utf-8"?>
 <ds:datastoreItem xmlns:ds="http://schemas.openxmlformats.org/officeDocument/2006/customXml" ds:itemID="{1279454D-02BE-4A9C-A117-DCD1573E2608}">
   <ds:schemaRefs>
@@ -22492,22 +22498,6 @@
 </file>
 
 <file path=customXml/itemProps2.xml><?xml version="1.0" encoding="utf-8"?>
-<ds:datastoreItem xmlns:ds="http://schemas.openxmlformats.org/officeDocument/2006/customXml" ds:itemID="{2D2B5832-E448-44FA-9BA7-4210E2303E31}">
-  <ds:schemaRefs>
-    <ds:schemaRef ds:uri="http://schemas.openxmlformats.org/officeDocument/2006/bibliography"/>
-  </ds:schemaRefs>
-</ds:datastoreItem>
-</file>
-
-<file path=customXml/itemProps3.xml><?xml version="1.0" encoding="utf-8"?>
-<ds:datastoreItem xmlns:ds="http://schemas.openxmlformats.org/officeDocument/2006/customXml" ds:itemID="{10663269-2064-4804-8290-36D4A57F5557}">
-  <ds:schemaRefs>
-    <ds:schemaRef ds:uri="http://schemas.microsoft.com/sharepoint/v3/contenttype/forms"/>
-  </ds:schemaRefs>
-</ds:datastoreItem>
-</file>
-
-<file path=customXml/itemProps4.xml><?xml version="1.0" encoding="utf-8"?>
 <ds:datastoreItem xmlns:ds="http://schemas.openxmlformats.org/officeDocument/2006/customXml" ds:itemID="{59065960-E0CA-4804-83B5-320CBCDCC160}">
   <ds:schemaRefs>
     <ds:schemaRef ds:uri="http://schemas.microsoft.com/office/2006/metadata/contentType"/>
@@ -22524,4 +22514,20 @@
     <ds:schemaRef ds:uri="http://schemas.microsoft.com/internal/obd"/>
   </ds:schemaRefs>
 </ds:datastoreItem>
+</file>
+
+<file path=customXml/itemProps3.xml><?xml version="1.0" encoding="utf-8"?>
+<ds:datastoreItem xmlns:ds="http://schemas.openxmlformats.org/officeDocument/2006/customXml" ds:itemID="{10663269-2064-4804-8290-36D4A57F5557}">
+  <ds:schemaRefs>
+    <ds:schemaRef ds:uri="http://schemas.microsoft.com/sharepoint/v3/contenttype/forms"/>
+  </ds:schemaRefs>
+</ds:datastoreItem>
+</file>
+
+<file path=customXml/itemProps4.xml><?xml version="1.0" encoding="utf-8"?>
+<ds:datastoreItem xmlns:ds="http://schemas.openxmlformats.org/officeDocument/2006/customXml" ds:itemID="{2D2B5832-E448-44FA-9BA7-4210E2303E31}">
+  <ds:schemaRefs>
+    <ds:schemaRef ds:uri="http://schemas.openxmlformats.org/officeDocument/2006/bibliography"/>
+  </ds:schemaRefs>
+</ds:datastoreItem>
 </file>